--- a/zaini_case_audit_output/outputs/word/documents/086_مذكرة طلب النقض ـ الحجيلان ـ 13-07-1446 ـ أحيلت.docx
+++ b/zaini_case_audit_output/outputs/word/documents/086_مذكرة طلب النقض ـ الحجيلان ـ 13-07-1446 ـ أحيلت.docx
@@ -182,20 +182,20 @@
           <w:b w:val="0"/>
           <w:i w:val="0"/>
         </w:rPr>
-        <w:t>أسامھ بن احمد بن عبا</w:t>
-      </w:r>
-    </w:p>
-    <w:p>
-      <w:pPr>
-        <w:jc w:val="right"/>
-        <w:bidi/>
-      </w:pPr>
-      <w:r>
-        <w:rPr>
-          <w:b w:val="0"/>
-          <w:i w:val="0"/>
-        </w:rPr>
-        <w:t>أسامھ بن احمد بن عبا</w:t>
+        <w:t>ابع نب دمحا نب ھماسأ</w:t>
+      </w:r>
+    </w:p>
+    <w:p>
+      <w:pPr>
+        <w:jc w:val="right"/>
+        <w:bidi/>
+      </w:pPr>
+      <w:r>
+        <w:rPr>
+          <w:b w:val="0"/>
+          <w:i w:val="0"/>
+        </w:rPr>
+        <w:t>ابع نب دمحا نب ھماسأ</w:t>
       </w:r>
     </w:p>
     <w:p>
@@ -312,20 +312,20 @@
           <w:b w:val="0"/>
           <w:i w:val="0"/>
         </w:rPr>
-        <w:t>أسامھ بن احمد بن عبا</w:t>
-      </w:r>
-    </w:p>
-    <w:p>
-      <w:pPr>
-        <w:jc w:val="right"/>
-        <w:bidi/>
-      </w:pPr>
-      <w:r>
-        <w:rPr>
-          <w:b w:val="0"/>
-          <w:i w:val="0"/>
-        </w:rPr>
-        <w:t>أسامھ بن احمد بن عبا</w:t>
+        <w:t>ابع نب دمحا نب ھماسأ</w:t>
+      </w:r>
+    </w:p>
+    <w:p>
+      <w:pPr>
+        <w:jc w:val="right"/>
+        <w:bidi/>
+      </w:pPr>
+      <w:r>
+        <w:rPr>
+          <w:b w:val="0"/>
+          <w:i w:val="0"/>
+        </w:rPr>
+        <w:t>ابع نب دمحا نب ھماسأ</w:t>
       </w:r>
     </w:p>
     <w:p>
@@ -442,20 +442,20 @@
           <w:b w:val="0"/>
           <w:i w:val="0"/>
         </w:rPr>
-        <w:t>أسامھ بن احمد بن عبا</w:t>
-      </w:r>
-    </w:p>
-    <w:p>
-      <w:pPr>
-        <w:jc w:val="right"/>
-        <w:bidi/>
-      </w:pPr>
-      <w:r>
-        <w:rPr>
-          <w:b w:val="0"/>
-          <w:i w:val="0"/>
-        </w:rPr>
-        <w:t>أسامھ بن احمد بن عبا</w:t>
+        <w:t>ابع نب دمحا نب ھماسأ</w:t>
+      </w:r>
+    </w:p>
+    <w:p>
+      <w:pPr>
+        <w:jc w:val="right"/>
+        <w:bidi/>
+      </w:pPr>
+      <w:r>
+        <w:rPr>
+          <w:b w:val="0"/>
+          <w:i w:val="0"/>
+        </w:rPr>
+        <w:t>ابع نب دمحا نب ھماسأ</w:t>
       </w:r>
     </w:p>
     <w:p>
@@ -572,20 +572,20 @@
           <w:b w:val="0"/>
           <w:i w:val="0"/>
         </w:rPr>
-        <w:t>أسامھ بن احمد بن عبا</w:t>
-      </w:r>
-    </w:p>
-    <w:p>
-      <w:pPr>
-        <w:jc w:val="right"/>
-        <w:bidi/>
-      </w:pPr>
-      <w:r>
-        <w:rPr>
-          <w:b w:val="0"/>
-          <w:i w:val="0"/>
-        </w:rPr>
-        <w:t>أسامھ بن احمد بن عبا</w:t>
+        <w:t>ابع نب دمحا نب ھماسأ</w:t>
+      </w:r>
+    </w:p>
+    <w:p>
+      <w:pPr>
+        <w:jc w:val="right"/>
+        <w:bidi/>
+      </w:pPr>
+      <w:r>
+        <w:rPr>
+          <w:b w:val="0"/>
+          <w:i w:val="0"/>
+        </w:rPr>
+        <w:t>ابع نب دمحا نب ھماسأ</w:t>
       </w:r>
     </w:p>
     <w:p>
@@ -702,20 +702,20 @@
           <w:b w:val="0"/>
           <w:i w:val="0"/>
         </w:rPr>
-        <w:t>أسامھ بن احمد بن عبا</w:t>
-      </w:r>
-    </w:p>
-    <w:p>
-      <w:pPr>
-        <w:jc w:val="right"/>
-        <w:bidi/>
-      </w:pPr>
-      <w:r>
-        <w:rPr>
-          <w:b w:val="0"/>
-          <w:i w:val="0"/>
-        </w:rPr>
-        <w:t>أسامھ بن احمد بن عبا</w:t>
+        <w:t>ابع نب دمحا نب ھماسأ</w:t>
+      </w:r>
+    </w:p>
+    <w:p>
+      <w:pPr>
+        <w:jc w:val="right"/>
+        <w:bidi/>
+      </w:pPr>
+      <w:r>
+        <w:rPr>
+          <w:b w:val="0"/>
+          <w:i w:val="0"/>
+        </w:rPr>
+        <w:t>ابع نب دمحا نب ھماسأ</w:t>
       </w:r>
     </w:p>
     <w:p>
@@ -832,20 +832,20 @@
           <w:b w:val="0"/>
           <w:i w:val="0"/>
         </w:rPr>
-        <w:t>أسامھ بن احمد بن عبا</w:t>
-      </w:r>
-    </w:p>
-    <w:p>
-      <w:pPr>
-        <w:jc w:val="right"/>
-        <w:bidi/>
-      </w:pPr>
-      <w:r>
-        <w:rPr>
-          <w:b w:val="0"/>
-          <w:i w:val="0"/>
-        </w:rPr>
-        <w:t>أسامھ بن احمد بن عبا</w:t>
+        <w:t>ابع نب دمحا نب ھماسأ</w:t>
+      </w:r>
+    </w:p>
+    <w:p>
+      <w:pPr>
+        <w:jc w:val="right"/>
+        <w:bidi/>
+      </w:pPr>
+      <w:r>
+        <w:rPr>
+          <w:b w:val="0"/>
+          <w:i w:val="0"/>
+        </w:rPr>
+        <w:t>ابع نب دمحا نب ھماسأ</w:t>
       </w:r>
     </w:p>
     <w:p>
@@ -962,20 +962,20 @@
           <w:b w:val="0"/>
           <w:i w:val="0"/>
         </w:rPr>
-        <w:t>أسامھ بن احمد بن عبا</w:t>
-      </w:r>
-    </w:p>
-    <w:p>
-      <w:pPr>
-        <w:jc w:val="right"/>
-        <w:bidi/>
-      </w:pPr>
-      <w:r>
-        <w:rPr>
-          <w:b w:val="0"/>
-          <w:i w:val="0"/>
-        </w:rPr>
-        <w:t>أسامھ بن احمد بن عبا</w:t>
+        <w:t>ابع نب دمحا نب ھماسأ</w:t>
+      </w:r>
+    </w:p>
+    <w:p>
+      <w:pPr>
+        <w:jc w:val="right"/>
+        <w:bidi/>
+      </w:pPr>
+      <w:r>
+        <w:rPr>
+          <w:b w:val="0"/>
+          <w:i w:val="0"/>
+        </w:rPr>
+        <w:t>ابع نب دمحا نب ھماسأ</w:t>
       </w:r>
     </w:p>
     <w:p>
@@ -1092,20 +1092,20 @@
           <w:b w:val="0"/>
           <w:i w:val="0"/>
         </w:rPr>
-        <w:t>أسامھ بن احمد بن عبا</w:t>
-      </w:r>
-    </w:p>
-    <w:p>
-      <w:pPr>
-        <w:jc w:val="right"/>
-        <w:bidi/>
-      </w:pPr>
-      <w:r>
-        <w:rPr>
-          <w:b w:val="0"/>
-          <w:i w:val="0"/>
-        </w:rPr>
-        <w:t>أسامھ بن احمد بن عبا</w:t>
+        <w:t>ابع نب دمحا نب ھماسأ</w:t>
+      </w:r>
+    </w:p>
+    <w:p>
+      <w:pPr>
+        <w:jc w:val="right"/>
+        <w:bidi/>
+      </w:pPr>
+      <w:r>
+        <w:rPr>
+          <w:b w:val="0"/>
+          <w:i w:val="0"/>
+        </w:rPr>
+        <w:t>ابع نب دمحا نب ھماسأ</w:t>
       </w:r>
     </w:p>
     <w:p>
@@ -1222,20 +1222,20 @@
           <w:b w:val="0"/>
           <w:i w:val="0"/>
         </w:rPr>
-        <w:t>أسامھ بن احمد بن عبا</w:t>
-      </w:r>
-    </w:p>
-    <w:p>
-      <w:pPr>
-        <w:jc w:val="right"/>
-        <w:bidi/>
-      </w:pPr>
-      <w:r>
-        <w:rPr>
-          <w:b w:val="0"/>
-          <w:i w:val="0"/>
-        </w:rPr>
-        <w:t>أسامھ بن احمد بن عبا</w:t>
+        <w:t>ابع نب دمحا نب ھماسأ</w:t>
+      </w:r>
+    </w:p>
+    <w:p>
+      <w:pPr>
+        <w:jc w:val="right"/>
+        <w:bidi/>
+      </w:pPr>
+      <w:r>
+        <w:rPr>
+          <w:b w:val="0"/>
+          <w:i w:val="0"/>
+        </w:rPr>
+        <w:t>ابع نب دمحا نب ھماسأ</w:t>
       </w:r>
     </w:p>
     <w:p>
@@ -1352,20 +1352,20 @@
           <w:b w:val="0"/>
           <w:i w:val="0"/>
         </w:rPr>
-        <w:t>أسامھ بن احمد بن عبا</w:t>
-      </w:r>
-    </w:p>
-    <w:p>
-      <w:pPr>
-        <w:jc w:val="right"/>
-        <w:bidi/>
-      </w:pPr>
-      <w:r>
-        <w:rPr>
-          <w:b w:val="0"/>
-          <w:i w:val="0"/>
-        </w:rPr>
-        <w:t>أسامھ بن احمد بن عبا</w:t>
+        <w:t>ابع نب دمحا نب ھماسأ</w:t>
+      </w:r>
+    </w:p>
+    <w:p>
+      <w:pPr>
+        <w:jc w:val="right"/>
+        <w:bidi/>
+      </w:pPr>
+      <w:r>
+        <w:rPr>
+          <w:b w:val="0"/>
+          <w:i w:val="0"/>
+        </w:rPr>
+        <w:t>ابع نب دمحا نب ھماسأ</w:t>
       </w:r>
     </w:p>
     <w:p>
@@ -1482,20 +1482,20 @@
           <w:b w:val="0"/>
           <w:i w:val="0"/>
         </w:rPr>
-        <w:t>أسامھ بن احمد بن عبا</w:t>
-      </w:r>
-    </w:p>
-    <w:p>
-      <w:pPr>
-        <w:jc w:val="right"/>
-        <w:bidi/>
-      </w:pPr>
-      <w:r>
-        <w:rPr>
-          <w:b w:val="0"/>
-          <w:i w:val="0"/>
-        </w:rPr>
-        <w:t>أسامھ بن احمد بن عبا</w:t>
+        <w:t>ابع نب دمحا نب ھماسأ</w:t>
+      </w:r>
+    </w:p>
+    <w:p>
+      <w:pPr>
+        <w:jc w:val="right"/>
+        <w:bidi/>
+      </w:pPr>
+      <w:r>
+        <w:rPr>
+          <w:b w:val="0"/>
+          <w:i w:val="0"/>
+        </w:rPr>
+        <w:t>ابع نب دمحا نب ھماسأ</w:t>
       </w:r>
     </w:p>
     <w:p>
@@ -1612,20 +1612,20 @@
           <w:b w:val="0"/>
           <w:i w:val="0"/>
         </w:rPr>
-        <w:t>أسامھ بن احمد بن عبا</w:t>
-      </w:r>
-    </w:p>
-    <w:p>
-      <w:pPr>
-        <w:jc w:val="right"/>
-        <w:bidi/>
-      </w:pPr>
-      <w:r>
-        <w:rPr>
-          <w:b w:val="0"/>
-          <w:i w:val="0"/>
-        </w:rPr>
-        <w:t>أسامھ بن احمد بن عبا</w:t>
+        <w:t>ابع نب دمحا نب ھماسأ</w:t>
+      </w:r>
+    </w:p>
+    <w:p>
+      <w:pPr>
+        <w:jc w:val="right"/>
+        <w:bidi/>
+      </w:pPr>
+      <w:r>
+        <w:rPr>
+          <w:b w:val="0"/>
+          <w:i w:val="0"/>
+        </w:rPr>
+        <w:t>ابع نب دمحا نب ھماسأ</w:t>
       </w:r>
     </w:p>
     <w:p>
@@ -1742,20 +1742,20 @@
           <w:b w:val="0"/>
           <w:i w:val="0"/>
         </w:rPr>
-        <w:t>أسامھ بن احمد بن عبا</w:t>
-      </w:r>
-    </w:p>
-    <w:p>
-      <w:pPr>
-        <w:jc w:val="right"/>
-        <w:bidi/>
-      </w:pPr>
-      <w:r>
-        <w:rPr>
-          <w:b w:val="0"/>
-          <w:i w:val="0"/>
-        </w:rPr>
-        <w:t>أسامھ بن احمد بن عبا</w:t>
+        <w:t>ابع نب دمحا نب ھماسأ</w:t>
+      </w:r>
+    </w:p>
+    <w:p>
+      <w:pPr>
+        <w:jc w:val="right"/>
+        <w:bidi/>
+      </w:pPr>
+      <w:r>
+        <w:rPr>
+          <w:b w:val="0"/>
+          <w:i w:val="0"/>
+        </w:rPr>
+        <w:t>ابع نب دمحا نب ھماسأ</w:t>
       </w:r>
     </w:p>
     <w:p>
@@ -1872,20 +1872,20 @@
           <w:b w:val="0"/>
           <w:i w:val="0"/>
         </w:rPr>
-        <w:t>أسامھ بن احمد بن عبا</w:t>
-      </w:r>
-    </w:p>
-    <w:p>
-      <w:pPr>
-        <w:jc w:val="right"/>
-        <w:bidi/>
-      </w:pPr>
-      <w:r>
-        <w:rPr>
-          <w:b w:val="0"/>
-          <w:i w:val="0"/>
-        </w:rPr>
-        <w:t>أسامھ بن احمد بن عبا</w:t>
+        <w:t>ابع نب دمحا نب ھماسأ</w:t>
+      </w:r>
+    </w:p>
+    <w:p>
+      <w:pPr>
+        <w:jc w:val="right"/>
+        <w:bidi/>
+      </w:pPr>
+      <w:r>
+        <w:rPr>
+          <w:b w:val="0"/>
+          <w:i w:val="0"/>
+        </w:rPr>
+        <w:t>ابع نب دمحا نب ھماسأ</w:t>
       </w:r>
     </w:p>
     <w:p>
@@ -2002,20 +2002,20 @@
           <w:b w:val="0"/>
           <w:i w:val="0"/>
         </w:rPr>
-        <w:t>أسامھ بن احمد بن عبا</w:t>
-      </w:r>
-    </w:p>
-    <w:p>
-      <w:pPr>
-        <w:jc w:val="right"/>
-        <w:bidi/>
-      </w:pPr>
-      <w:r>
-        <w:rPr>
-          <w:b w:val="0"/>
-          <w:i w:val="0"/>
-        </w:rPr>
-        <w:t>أسامھ بن احمد بن عبا</w:t>
+        <w:t>ابع نب دمحا نب ھماسأ</w:t>
+      </w:r>
+    </w:p>
+    <w:p>
+      <w:pPr>
+        <w:jc w:val="right"/>
+        <w:bidi/>
+      </w:pPr>
+      <w:r>
+        <w:rPr>
+          <w:b w:val="0"/>
+          <w:i w:val="0"/>
+        </w:rPr>
+        <w:t>ابع نب دمحا نب ھماسأ</w:t>
       </w:r>
     </w:p>
     <w:p>
@@ -2132,20 +2132,20 @@
           <w:b w:val="0"/>
           <w:i w:val="0"/>
         </w:rPr>
-        <w:t>أسامھ بن احمد بن عبا</w:t>
-      </w:r>
-    </w:p>
-    <w:p>
-      <w:pPr>
-        <w:jc w:val="right"/>
-        <w:bidi/>
-      </w:pPr>
-      <w:r>
-        <w:rPr>
-          <w:b w:val="0"/>
-          <w:i w:val="0"/>
-        </w:rPr>
-        <w:t>أسامھ بن احمد بن عبا</w:t>
+        <w:t>ابع نب دمحا نب ھماسأ</w:t>
+      </w:r>
+    </w:p>
+    <w:p>
+      <w:pPr>
+        <w:jc w:val="right"/>
+        <w:bidi/>
+      </w:pPr>
+      <w:r>
+        <w:rPr>
+          <w:b w:val="0"/>
+          <w:i w:val="0"/>
+        </w:rPr>
+        <w:t>ابع نب دمحا نب ھماسأ</w:t>
       </w:r>
     </w:p>
     <w:p>
@@ -2262,20 +2262,20 @@
           <w:b w:val="0"/>
           <w:i w:val="0"/>
         </w:rPr>
-        <w:t>أسامھ بن احمد بن عبا</w:t>
-      </w:r>
-    </w:p>
-    <w:p>
-      <w:pPr>
-        <w:jc w:val="right"/>
-        <w:bidi/>
-      </w:pPr>
-      <w:r>
-        <w:rPr>
-          <w:b w:val="0"/>
-          <w:i w:val="0"/>
-        </w:rPr>
-        <w:t>أسامھ بن احمد بن عبا</w:t>
+        <w:t>ابع نب دمحا نب ھماسأ</w:t>
+      </w:r>
+    </w:p>
+    <w:p>
+      <w:pPr>
+        <w:jc w:val="right"/>
+        <w:bidi/>
+      </w:pPr>
+      <w:r>
+        <w:rPr>
+          <w:b w:val="0"/>
+          <w:i w:val="0"/>
+        </w:rPr>
+        <w:t>ابع نب دمحا نب ھماسأ</w:t>
       </w:r>
     </w:p>
     <w:p>
@@ -2392,20 +2392,20 @@
           <w:b w:val="0"/>
           <w:i w:val="0"/>
         </w:rPr>
-        <w:t>أسامھ بن احمد بن عبا</w:t>
-      </w:r>
-    </w:p>
-    <w:p>
-      <w:pPr>
-        <w:jc w:val="right"/>
-        <w:bidi/>
-      </w:pPr>
-      <w:r>
-        <w:rPr>
-          <w:b w:val="0"/>
-          <w:i w:val="0"/>
-        </w:rPr>
-        <w:t>أسامھ بن احمد بن عبا</w:t>
+        <w:t>ابع نب دمحا نب ھماسأ</w:t>
+      </w:r>
+    </w:p>
+    <w:p>
+      <w:pPr>
+        <w:jc w:val="right"/>
+        <w:bidi/>
+      </w:pPr>
+      <w:r>
+        <w:rPr>
+          <w:b w:val="0"/>
+          <w:i w:val="0"/>
+        </w:rPr>
+        <w:t>ابع نب دمحا نب ھماسأ</w:t>
       </w:r>
     </w:p>
     <w:p>
@@ -2522,20 +2522,20 @@
           <w:b w:val="0"/>
           <w:i w:val="0"/>
         </w:rPr>
-        <w:t>أسامھ بن احمد بن عبا</w:t>
-      </w:r>
-    </w:p>
-    <w:p>
-      <w:pPr>
-        <w:jc w:val="right"/>
-        <w:bidi/>
-      </w:pPr>
-      <w:r>
-        <w:rPr>
-          <w:b w:val="0"/>
-          <w:i w:val="0"/>
-        </w:rPr>
-        <w:t>أسامھ بن احمد بن عبا</w:t>
+        <w:t>ابع نب دمحا نب ھماسأ</w:t>
+      </w:r>
+    </w:p>
+    <w:p>
+      <w:pPr>
+        <w:jc w:val="right"/>
+        <w:bidi/>
+      </w:pPr>
+      <w:r>
+        <w:rPr>
+          <w:b w:val="0"/>
+          <w:i w:val="0"/>
+        </w:rPr>
+        <w:t>ابع نب دمحا نب ھماسأ</w:t>
       </w:r>
     </w:p>
     <w:p>
@@ -2652,20 +2652,20 @@
           <w:b w:val="0"/>
           <w:i w:val="0"/>
         </w:rPr>
-        <w:t>أسامھ بن احمد بن عبا</w:t>
-      </w:r>
-    </w:p>
-    <w:p>
-      <w:pPr>
-        <w:jc w:val="right"/>
-        <w:bidi/>
-      </w:pPr>
-      <w:r>
-        <w:rPr>
-          <w:b w:val="0"/>
-          <w:i w:val="0"/>
-        </w:rPr>
-        <w:t>أسامھ بن احمد بن عبا</w:t>
+        <w:t>ابع نب دمحا نب ھماسأ</w:t>
+      </w:r>
+    </w:p>
+    <w:p>
+      <w:pPr>
+        <w:jc w:val="right"/>
+        <w:bidi/>
+      </w:pPr>
+      <w:r>
+        <w:rPr>
+          <w:b w:val="0"/>
+          <w:i w:val="0"/>
+        </w:rPr>
+        <w:t>ابع نب دمحا نب ھماسأ</w:t>
       </w:r>
     </w:p>
     <w:p>
@@ -2782,20 +2782,20 @@
           <w:b w:val="0"/>
           <w:i w:val="0"/>
         </w:rPr>
-        <w:t>أسامھ بن احمد بن عبا</w:t>
-      </w:r>
-    </w:p>
-    <w:p>
-      <w:pPr>
-        <w:jc w:val="right"/>
-        <w:bidi/>
-      </w:pPr>
-      <w:r>
-        <w:rPr>
-          <w:b w:val="0"/>
-          <w:i w:val="0"/>
-        </w:rPr>
-        <w:t>أسامھ بن احمد بن عبا</w:t>
+        <w:t>ابع نب دمحا نب ھماسأ</w:t>
+      </w:r>
+    </w:p>
+    <w:p>
+      <w:pPr>
+        <w:jc w:val="right"/>
+        <w:bidi/>
+      </w:pPr>
+      <w:r>
+        <w:rPr>
+          <w:b w:val="0"/>
+          <w:i w:val="0"/>
+        </w:rPr>
+        <w:t>ابع نب دمحا نب ھماسأ</w:t>
       </w:r>
     </w:p>
     <w:p>
@@ -2912,20 +2912,20 @@
           <w:b w:val="0"/>
           <w:i w:val="0"/>
         </w:rPr>
-        <w:t>أسامھ بن احمد بن عبا</w:t>
-      </w:r>
-    </w:p>
-    <w:p>
-      <w:pPr>
-        <w:jc w:val="right"/>
-        <w:bidi/>
-      </w:pPr>
-      <w:r>
-        <w:rPr>
-          <w:b w:val="0"/>
-          <w:i w:val="0"/>
-        </w:rPr>
-        <w:t>أسامھ بن احمد بن عبا</w:t>
+        <w:t>ابع نب دمحا نب ھماسأ</w:t>
+      </w:r>
+    </w:p>
+    <w:p>
+      <w:pPr>
+        <w:jc w:val="right"/>
+        <w:bidi/>
+      </w:pPr>
+      <w:r>
+        <w:rPr>
+          <w:b w:val="0"/>
+          <w:i w:val="0"/>
+        </w:rPr>
+        <w:t>ابع نب دمحا نب ھماسأ</w:t>
       </w:r>
     </w:p>
     <w:p>
@@ -3042,20 +3042,20 @@
           <w:b w:val="0"/>
           <w:i w:val="0"/>
         </w:rPr>
-        <w:t>أسامھ بن احمد بن عبا</w:t>
-      </w:r>
-    </w:p>
-    <w:p>
-      <w:pPr>
-        <w:jc w:val="right"/>
-        <w:bidi/>
-      </w:pPr>
-      <w:r>
-        <w:rPr>
-          <w:b w:val="0"/>
-          <w:i w:val="0"/>
-        </w:rPr>
-        <w:t>أسامھ بن احمد بن عبا</w:t>
+        <w:t>ابع نب دمحا نب ھماسأ</w:t>
+      </w:r>
+    </w:p>
+    <w:p>
+      <w:pPr>
+        <w:jc w:val="right"/>
+        <w:bidi/>
+      </w:pPr>
+      <w:r>
+        <w:rPr>
+          <w:b w:val="0"/>
+          <w:i w:val="0"/>
+        </w:rPr>
+        <w:t>ابع نب دمحا نب ھماسأ</w:t>
       </w:r>
     </w:p>
     <w:p>
@@ -3172,20 +3172,20 @@
           <w:b w:val="0"/>
           <w:i w:val="0"/>
         </w:rPr>
-        <w:t>أسامھ بن احمد بن عبا</w:t>
-      </w:r>
-    </w:p>
-    <w:p>
-      <w:pPr>
-        <w:jc w:val="right"/>
-        <w:bidi/>
-      </w:pPr>
-      <w:r>
-        <w:rPr>
-          <w:b w:val="0"/>
-          <w:i w:val="0"/>
-        </w:rPr>
-        <w:t>أسامھ بن احمد بن عبا</w:t>
+        <w:t>ابع نب دمحا نب ھماسأ</w:t>
+      </w:r>
+    </w:p>
+    <w:p>
+      <w:pPr>
+        <w:jc w:val="right"/>
+        <w:bidi/>
+      </w:pPr>
+      <w:r>
+        <w:rPr>
+          <w:b w:val="0"/>
+          <w:i w:val="0"/>
+        </w:rPr>
+        <w:t>ابع نب دمحا نب ھماسأ</w:t>
       </w:r>
     </w:p>
     <w:p>
@@ -3302,20 +3302,20 @@
           <w:b w:val="0"/>
           <w:i w:val="0"/>
         </w:rPr>
-        <w:t>أسامھ بن احمد بن عبا</w:t>
-      </w:r>
-    </w:p>
-    <w:p>
-      <w:pPr>
-        <w:jc w:val="right"/>
-        <w:bidi/>
-      </w:pPr>
-      <w:r>
-        <w:rPr>
-          <w:b w:val="0"/>
-          <w:i w:val="0"/>
-        </w:rPr>
-        <w:t>أسامھ بن احمد بن عبا</w:t>
+        <w:t>ابع نب دمحا نب ھماسأ</w:t>
+      </w:r>
+    </w:p>
+    <w:p>
+      <w:pPr>
+        <w:jc w:val="right"/>
+        <w:bidi/>
+      </w:pPr>
+      <w:r>
+        <w:rPr>
+          <w:b w:val="0"/>
+          <w:i w:val="0"/>
+        </w:rPr>
+        <w:t>ابع نب دمحا نب ھماسأ</w:t>
       </w:r>
     </w:p>
     <w:p>
@@ -3432,20 +3432,20 @@
           <w:b w:val="0"/>
           <w:i w:val="0"/>
         </w:rPr>
-        <w:t>أسامھ بن احمد بن عبا</w:t>
-      </w:r>
-    </w:p>
-    <w:p>
-      <w:pPr>
-        <w:jc w:val="right"/>
-        <w:bidi/>
-      </w:pPr>
-      <w:r>
-        <w:rPr>
-          <w:b w:val="0"/>
-          <w:i w:val="0"/>
-        </w:rPr>
-        <w:t>أسامھ بن احمد بن عبا</w:t>
+        <w:t>ابع نب دمحا نب ھماسأ</w:t>
+      </w:r>
+    </w:p>
+    <w:p>
+      <w:pPr>
+        <w:jc w:val="right"/>
+        <w:bidi/>
+      </w:pPr>
+      <w:r>
+        <w:rPr>
+          <w:b w:val="0"/>
+          <w:i w:val="0"/>
+        </w:rPr>
+        <w:t>ابع نب دمحا نب ھماسأ</w:t>
       </w:r>
     </w:p>
     <w:p>
@@ -3562,20 +3562,20 @@
           <w:b w:val="0"/>
           <w:i w:val="0"/>
         </w:rPr>
-        <w:t>أسامھ بن احمد بن عبا</w:t>
-      </w:r>
-    </w:p>
-    <w:p>
-      <w:pPr>
-        <w:jc w:val="right"/>
-        <w:bidi/>
-      </w:pPr>
-      <w:r>
-        <w:rPr>
-          <w:b w:val="0"/>
-          <w:i w:val="0"/>
-        </w:rPr>
-        <w:t>أسامھ بن احمد بن عبا</w:t>
+        <w:t>ابع نب دمحا نب ھماسأ</w:t>
+      </w:r>
+    </w:p>
+    <w:p>
+      <w:pPr>
+        <w:jc w:val="right"/>
+        <w:bidi/>
+      </w:pPr>
+      <w:r>
+        <w:rPr>
+          <w:b w:val="0"/>
+          <w:i w:val="0"/>
+        </w:rPr>
+        <w:t>ابع نب دمحا نب ھماسأ</w:t>
       </w:r>
     </w:p>
     <w:p>
@@ -3692,20 +3692,20 @@
           <w:b w:val="0"/>
           <w:i w:val="0"/>
         </w:rPr>
-        <w:t>أسامھ بن احمد بن عبا</w:t>
-      </w:r>
-    </w:p>
-    <w:p>
-      <w:pPr>
-        <w:jc w:val="right"/>
-        <w:bidi/>
-      </w:pPr>
-      <w:r>
-        <w:rPr>
-          <w:b w:val="0"/>
-          <w:i w:val="0"/>
-        </w:rPr>
-        <w:t>أسامھ بن احمد بن عبا</w:t>
+        <w:t>ابع نب دمحا نب ھماسأ</w:t>
+      </w:r>
+    </w:p>
+    <w:p>
+      <w:pPr>
+        <w:jc w:val="right"/>
+        <w:bidi/>
+      </w:pPr>
+      <w:r>
+        <w:rPr>
+          <w:b w:val="0"/>
+          <w:i w:val="0"/>
+        </w:rPr>
+        <w:t>ابع نب دمحا نب ھماسأ</w:t>
       </w:r>
     </w:p>
     <w:p>
@@ -3822,20 +3822,20 @@
           <w:b w:val="0"/>
           <w:i w:val="0"/>
         </w:rPr>
-        <w:t>أسامھ بن احمد بن عبا</w:t>
-      </w:r>
-    </w:p>
-    <w:p>
-      <w:pPr>
-        <w:jc w:val="right"/>
-        <w:bidi/>
-      </w:pPr>
-      <w:r>
-        <w:rPr>
-          <w:b w:val="0"/>
-          <w:i w:val="0"/>
-        </w:rPr>
-        <w:t>أسامھ بن احمد بن عبا</w:t>
+        <w:t>ابع نب دمحا نب ھماسأ</w:t>
+      </w:r>
+    </w:p>
+    <w:p>
+      <w:pPr>
+        <w:jc w:val="right"/>
+        <w:bidi/>
+      </w:pPr>
+      <w:r>
+        <w:rPr>
+          <w:b w:val="0"/>
+          <w:i w:val="0"/>
+        </w:rPr>
+        <w:t>ابع نب دمحا نب ھماسأ</w:t>
       </w:r>
     </w:p>
     <w:p>
@@ -3952,20 +3952,20 @@
           <w:b w:val="0"/>
           <w:i w:val="0"/>
         </w:rPr>
-        <w:t>أسامھ بن احمد بن عبا</w:t>
-      </w:r>
-    </w:p>
-    <w:p>
-      <w:pPr>
-        <w:jc w:val="right"/>
-        <w:bidi/>
-      </w:pPr>
-      <w:r>
-        <w:rPr>
-          <w:b w:val="0"/>
-          <w:i w:val="0"/>
-        </w:rPr>
-        <w:t>أسامھ بن احمد بن عبا</w:t>
+        <w:t>ابع نب دمحا نب ھماسأ</w:t>
+      </w:r>
+    </w:p>
+    <w:p>
+      <w:pPr>
+        <w:jc w:val="right"/>
+        <w:bidi/>
+      </w:pPr>
+      <w:r>
+        <w:rPr>
+          <w:b w:val="0"/>
+          <w:i w:val="0"/>
+        </w:rPr>
+        <w:t>ابع نب دمحا نب ھماسأ</w:t>
       </w:r>
     </w:p>
     <w:p>
@@ -4082,20 +4082,20 @@
           <w:b w:val="0"/>
           <w:i w:val="0"/>
         </w:rPr>
-        <w:t>أسامھ بن احمد بن عبا</w:t>
-      </w:r>
-    </w:p>
-    <w:p>
-      <w:pPr>
-        <w:jc w:val="right"/>
-        <w:bidi/>
-      </w:pPr>
-      <w:r>
-        <w:rPr>
-          <w:b w:val="0"/>
-          <w:i w:val="0"/>
-        </w:rPr>
-        <w:t>أسامھ بن احمد بن عبا</w:t>
+        <w:t>ابع نب دمحا نب ھماسأ</w:t>
+      </w:r>
+    </w:p>
+    <w:p>
+      <w:pPr>
+        <w:jc w:val="right"/>
+        <w:bidi/>
+      </w:pPr>
+      <w:r>
+        <w:rPr>
+          <w:b w:val="0"/>
+          <w:i w:val="0"/>
+        </w:rPr>
+        <w:t>ابع نب دمحا نب ھماسأ</w:t>
       </w:r>
     </w:p>
     <w:p>
@@ -4212,20 +4212,20 @@
           <w:b w:val="0"/>
           <w:i w:val="0"/>
         </w:rPr>
-        <w:t>أسامھ بن احمد بن عبا</w:t>
-      </w:r>
-    </w:p>
-    <w:p>
-      <w:pPr>
-        <w:jc w:val="right"/>
-        <w:bidi/>
-      </w:pPr>
-      <w:r>
-        <w:rPr>
-          <w:b w:val="0"/>
-          <w:i w:val="0"/>
-        </w:rPr>
-        <w:t>أسامھ بن احمد بن عبا</w:t>
+        <w:t>ابع نب دمحا نب ھماسأ</w:t>
+      </w:r>
+    </w:p>
+    <w:p>
+      <w:pPr>
+        <w:jc w:val="right"/>
+        <w:bidi/>
+      </w:pPr>
+      <w:r>
+        <w:rPr>
+          <w:b w:val="0"/>
+          <w:i w:val="0"/>
+        </w:rPr>
+        <w:t>ابع نب دمحا نب ھماسأ</w:t>
       </w:r>
     </w:p>
     <w:p>
@@ -4342,20 +4342,20 @@
           <w:b w:val="0"/>
           <w:i w:val="0"/>
         </w:rPr>
-        <w:t>أسامھ بن احمد بن عبا</w:t>
-      </w:r>
-    </w:p>
-    <w:p>
-      <w:pPr>
-        <w:jc w:val="right"/>
-        <w:bidi/>
-      </w:pPr>
-      <w:r>
-        <w:rPr>
-          <w:b w:val="0"/>
-          <w:i w:val="0"/>
-        </w:rPr>
-        <w:t>أسامھ بن احمد بن عبا</w:t>
+        <w:t>ابع نب دمحا نب ھماسأ</w:t>
+      </w:r>
+    </w:p>
+    <w:p>
+      <w:pPr>
+        <w:jc w:val="right"/>
+        <w:bidi/>
+      </w:pPr>
+      <w:r>
+        <w:rPr>
+          <w:b w:val="0"/>
+          <w:i w:val="0"/>
+        </w:rPr>
+        <w:t>ابع نب دمحا نب ھماسأ</w:t>
       </w:r>
     </w:p>
     <w:sectPr>

--- a/zaini_case_audit_output/outputs/word/documents/086_مذكرة طلب النقض ـ الحجيلان ـ 13-07-1446 ـ أحيلت.docx
+++ b/zaini_case_audit_output/outputs/word/documents/086_مذكرة طلب النقض ـ الحجيلان ـ 13-07-1446 ـ أحيلت.docx
@@ -70,14 +70,13 @@
     <w:p/>
     <w:p>
       <w:pPr>
-        <w:jc w:val="right"/>
-        <w:bidi/>
-      </w:pPr>
-      <w:r>
-        <w:rPr>
-          <w:b w:val="0"/>
-          <w:i w:val="0"/>
-        </w:rPr>
+        <w:pStyle w:val="Heading2"/>
+        <w:jc w:val="right"/>
+        <w:bidi/>
+      </w:pPr>
+      <w:r>
+        <w:t>[نص الضبط / الحكم — المتن الفعلي] ===</w:t>
+        <w:br/>
         <w:t>أسامھ بن احمد بن عباس زيني</w:t>
       </w:r>
     </w:p>

--- a/zaini_case_audit_output/outputs/word/documents/086_مذكرة طلب النقض ـ الحجيلان ـ 13-07-1446 ـ أحيلت.docx
+++ b/zaini_case_audit_output/outputs/word/documents/086_مذكرة طلب النقض ـ الحجيلان ـ 13-07-1446 ـ أحيلت.docx
@@ -75,7 +75,7 @@
         <w:bidi/>
       </w:pPr>
       <w:r>
-        <w:t>[نص الضبط / الحكم — المتن الفعلي] ===</w:t>
+        <w:t>[المتن الفعلي: الوقائع / الأسباب / المنطوق] ===</w:t>
         <w:br/>
         <w:t>أسامھ بن احمد بن عباس زيني</w:t>
       </w:r>

--- a/zaini_case_audit_output/outputs/word/documents/086_مذكرة طلب النقض ـ الحجيلان ـ 13-07-1446 ـ أحيلت.docx
+++ b/zaini_case_audit_output/outputs/word/documents/086_مذكرة طلب النقض ـ الحجيلان ـ 13-07-1446 ـ أحيلت.docx
@@ -181,20 +181,20 @@
           <w:b w:val="0"/>
           <w:i w:val="0"/>
         </w:rPr>
-        <w:t>ابع نب دمحا نب ھماسأ</w:t>
-      </w:r>
-    </w:p>
-    <w:p>
-      <w:pPr>
-        <w:jc w:val="right"/>
-        <w:bidi/>
-      </w:pPr>
-      <w:r>
-        <w:rPr>
-          <w:b w:val="0"/>
-          <w:i w:val="0"/>
-        </w:rPr>
-        <w:t>ابع نب دمحا نب ھماسأ</w:t>
+        <w:t>أسامھ بن احمد بن عبا</w:t>
+      </w:r>
+    </w:p>
+    <w:p>
+      <w:pPr>
+        <w:jc w:val="right"/>
+        <w:bidi/>
+      </w:pPr>
+      <w:r>
+        <w:rPr>
+          <w:b w:val="0"/>
+          <w:i w:val="0"/>
+        </w:rPr>
+        <w:t>أسامھ بن احمد بن عبا</w:t>
       </w:r>
     </w:p>
     <w:p>
@@ -311,20 +311,20 @@
           <w:b w:val="0"/>
           <w:i w:val="0"/>
         </w:rPr>
-        <w:t>ابع نب دمحا نب ھماسأ</w:t>
-      </w:r>
-    </w:p>
-    <w:p>
-      <w:pPr>
-        <w:jc w:val="right"/>
-        <w:bidi/>
-      </w:pPr>
-      <w:r>
-        <w:rPr>
-          <w:b w:val="0"/>
-          <w:i w:val="0"/>
-        </w:rPr>
-        <w:t>ابع نب دمحا نب ھماسأ</w:t>
+        <w:t>أسامھ بن احمد بن عبا</w:t>
+      </w:r>
+    </w:p>
+    <w:p>
+      <w:pPr>
+        <w:jc w:val="right"/>
+        <w:bidi/>
+      </w:pPr>
+      <w:r>
+        <w:rPr>
+          <w:b w:val="0"/>
+          <w:i w:val="0"/>
+        </w:rPr>
+        <w:t>أسامھ بن احمد بن عبا</w:t>
       </w:r>
     </w:p>
     <w:p>
@@ -441,20 +441,20 @@
           <w:b w:val="0"/>
           <w:i w:val="0"/>
         </w:rPr>
-        <w:t>ابع نب دمحا نب ھماسأ</w:t>
-      </w:r>
-    </w:p>
-    <w:p>
-      <w:pPr>
-        <w:jc w:val="right"/>
-        <w:bidi/>
-      </w:pPr>
-      <w:r>
-        <w:rPr>
-          <w:b w:val="0"/>
-          <w:i w:val="0"/>
-        </w:rPr>
-        <w:t>ابع نب دمحا نب ھماسأ</w:t>
+        <w:t>أسامھ بن احمد بن عبا</w:t>
+      </w:r>
+    </w:p>
+    <w:p>
+      <w:pPr>
+        <w:jc w:val="right"/>
+        <w:bidi/>
+      </w:pPr>
+      <w:r>
+        <w:rPr>
+          <w:b w:val="0"/>
+          <w:i w:val="0"/>
+        </w:rPr>
+        <w:t>أسامھ بن احمد بن عبا</w:t>
       </w:r>
     </w:p>
     <w:p>
@@ -571,20 +571,20 @@
           <w:b w:val="0"/>
           <w:i w:val="0"/>
         </w:rPr>
-        <w:t>ابع نب دمحا نب ھماسأ</w:t>
-      </w:r>
-    </w:p>
-    <w:p>
-      <w:pPr>
-        <w:jc w:val="right"/>
-        <w:bidi/>
-      </w:pPr>
-      <w:r>
-        <w:rPr>
-          <w:b w:val="0"/>
-          <w:i w:val="0"/>
-        </w:rPr>
-        <w:t>ابع نب دمحا نب ھماسأ</w:t>
+        <w:t>أسامھ بن احمد بن عبا</w:t>
+      </w:r>
+    </w:p>
+    <w:p>
+      <w:pPr>
+        <w:jc w:val="right"/>
+        <w:bidi/>
+      </w:pPr>
+      <w:r>
+        <w:rPr>
+          <w:b w:val="0"/>
+          <w:i w:val="0"/>
+        </w:rPr>
+        <w:t>أسامھ بن احمد بن عبا</w:t>
       </w:r>
     </w:p>
     <w:p>
@@ -701,20 +701,20 @@
           <w:b w:val="0"/>
           <w:i w:val="0"/>
         </w:rPr>
-        <w:t>ابع نب دمحا نب ھماسأ</w:t>
-      </w:r>
-    </w:p>
-    <w:p>
-      <w:pPr>
-        <w:jc w:val="right"/>
-        <w:bidi/>
-      </w:pPr>
-      <w:r>
-        <w:rPr>
-          <w:b w:val="0"/>
-          <w:i w:val="0"/>
-        </w:rPr>
-        <w:t>ابع نب دمحا نب ھماسأ</w:t>
+        <w:t>أسامھ بن احمد بن عبا</w:t>
+      </w:r>
+    </w:p>
+    <w:p>
+      <w:pPr>
+        <w:jc w:val="right"/>
+        <w:bidi/>
+      </w:pPr>
+      <w:r>
+        <w:rPr>
+          <w:b w:val="0"/>
+          <w:i w:val="0"/>
+        </w:rPr>
+        <w:t>أسامھ بن احمد بن عبا</w:t>
       </w:r>
     </w:p>
     <w:p>
@@ -831,20 +831,20 @@
           <w:b w:val="0"/>
           <w:i w:val="0"/>
         </w:rPr>
-        <w:t>ابع نب دمحا نب ھماسأ</w:t>
-      </w:r>
-    </w:p>
-    <w:p>
-      <w:pPr>
-        <w:jc w:val="right"/>
-        <w:bidi/>
-      </w:pPr>
-      <w:r>
-        <w:rPr>
-          <w:b w:val="0"/>
-          <w:i w:val="0"/>
-        </w:rPr>
-        <w:t>ابع نب دمحا نب ھماسأ</w:t>
+        <w:t>أسامھ بن احمد بن عبا</w:t>
+      </w:r>
+    </w:p>
+    <w:p>
+      <w:pPr>
+        <w:jc w:val="right"/>
+        <w:bidi/>
+      </w:pPr>
+      <w:r>
+        <w:rPr>
+          <w:b w:val="0"/>
+          <w:i w:val="0"/>
+        </w:rPr>
+        <w:t>أسامھ بن احمد بن عبا</w:t>
       </w:r>
     </w:p>
     <w:p>
@@ -961,20 +961,20 @@
           <w:b w:val="0"/>
           <w:i w:val="0"/>
         </w:rPr>
-        <w:t>ابع نب دمحا نب ھماسأ</w:t>
-      </w:r>
-    </w:p>
-    <w:p>
-      <w:pPr>
-        <w:jc w:val="right"/>
-        <w:bidi/>
-      </w:pPr>
-      <w:r>
-        <w:rPr>
-          <w:b w:val="0"/>
-          <w:i w:val="0"/>
-        </w:rPr>
-        <w:t>ابع نب دمحا نب ھماسأ</w:t>
+        <w:t>أسامھ بن احمد بن عبا</w:t>
+      </w:r>
+    </w:p>
+    <w:p>
+      <w:pPr>
+        <w:jc w:val="right"/>
+        <w:bidi/>
+      </w:pPr>
+      <w:r>
+        <w:rPr>
+          <w:b w:val="0"/>
+          <w:i w:val="0"/>
+        </w:rPr>
+        <w:t>أسامھ بن احمد بن عبا</w:t>
       </w:r>
     </w:p>
     <w:p>
@@ -1091,20 +1091,20 @@
           <w:b w:val="0"/>
           <w:i w:val="0"/>
         </w:rPr>
-        <w:t>ابع نب دمحا نب ھماسأ</w:t>
-      </w:r>
-    </w:p>
-    <w:p>
-      <w:pPr>
-        <w:jc w:val="right"/>
-        <w:bidi/>
-      </w:pPr>
-      <w:r>
-        <w:rPr>
-          <w:b w:val="0"/>
-          <w:i w:val="0"/>
-        </w:rPr>
-        <w:t>ابع نب دمحا نب ھماسأ</w:t>
+        <w:t>أسامھ بن احمد بن عبا</w:t>
+      </w:r>
+    </w:p>
+    <w:p>
+      <w:pPr>
+        <w:jc w:val="right"/>
+        <w:bidi/>
+      </w:pPr>
+      <w:r>
+        <w:rPr>
+          <w:b w:val="0"/>
+          <w:i w:val="0"/>
+        </w:rPr>
+        <w:t>أسامھ بن احمد بن عبا</w:t>
       </w:r>
     </w:p>
     <w:p>
@@ -1221,20 +1221,20 @@
           <w:b w:val="0"/>
           <w:i w:val="0"/>
         </w:rPr>
-        <w:t>ابع نب دمحا نب ھماسأ</w:t>
-      </w:r>
-    </w:p>
-    <w:p>
-      <w:pPr>
-        <w:jc w:val="right"/>
-        <w:bidi/>
-      </w:pPr>
-      <w:r>
-        <w:rPr>
-          <w:b w:val="0"/>
-          <w:i w:val="0"/>
-        </w:rPr>
-        <w:t>ابع نب دمحا نب ھماسأ</w:t>
+        <w:t>أسامھ بن احمد بن عبا</w:t>
+      </w:r>
+    </w:p>
+    <w:p>
+      <w:pPr>
+        <w:jc w:val="right"/>
+        <w:bidi/>
+      </w:pPr>
+      <w:r>
+        <w:rPr>
+          <w:b w:val="0"/>
+          <w:i w:val="0"/>
+        </w:rPr>
+        <w:t>أسامھ بن احمد بن عبا</w:t>
       </w:r>
     </w:p>
     <w:p>
@@ -1351,20 +1351,20 @@
           <w:b w:val="0"/>
           <w:i w:val="0"/>
         </w:rPr>
-        <w:t>ابع نب دمحا نب ھماسأ</w:t>
-      </w:r>
-    </w:p>
-    <w:p>
-      <w:pPr>
-        <w:jc w:val="right"/>
-        <w:bidi/>
-      </w:pPr>
-      <w:r>
-        <w:rPr>
-          <w:b w:val="0"/>
-          <w:i w:val="0"/>
-        </w:rPr>
-        <w:t>ابع نب دمحا نب ھماسأ</w:t>
+        <w:t>أسامھ بن احمد بن عبا</w:t>
+      </w:r>
+    </w:p>
+    <w:p>
+      <w:pPr>
+        <w:jc w:val="right"/>
+        <w:bidi/>
+      </w:pPr>
+      <w:r>
+        <w:rPr>
+          <w:b w:val="0"/>
+          <w:i w:val="0"/>
+        </w:rPr>
+        <w:t>أسامھ بن احمد بن عبا</w:t>
       </w:r>
     </w:p>
     <w:p>
@@ -1481,20 +1481,20 @@
           <w:b w:val="0"/>
           <w:i w:val="0"/>
         </w:rPr>
-        <w:t>ابع نب دمحا نب ھماسأ</w:t>
-      </w:r>
-    </w:p>
-    <w:p>
-      <w:pPr>
-        <w:jc w:val="right"/>
-        <w:bidi/>
-      </w:pPr>
-      <w:r>
-        <w:rPr>
-          <w:b w:val="0"/>
-          <w:i w:val="0"/>
-        </w:rPr>
-        <w:t>ابع نب دمحا نب ھماسأ</w:t>
+        <w:t>أسامھ بن احمد بن عبا</w:t>
+      </w:r>
+    </w:p>
+    <w:p>
+      <w:pPr>
+        <w:jc w:val="right"/>
+        <w:bidi/>
+      </w:pPr>
+      <w:r>
+        <w:rPr>
+          <w:b w:val="0"/>
+          <w:i w:val="0"/>
+        </w:rPr>
+        <w:t>أسامھ بن احمد بن عبا</w:t>
       </w:r>
     </w:p>
     <w:p>
@@ -1611,20 +1611,20 @@
           <w:b w:val="0"/>
           <w:i w:val="0"/>
         </w:rPr>
-        <w:t>ابع نب دمحا نب ھماسأ</w:t>
-      </w:r>
-    </w:p>
-    <w:p>
-      <w:pPr>
-        <w:jc w:val="right"/>
-        <w:bidi/>
-      </w:pPr>
-      <w:r>
-        <w:rPr>
-          <w:b w:val="0"/>
-          <w:i w:val="0"/>
-        </w:rPr>
-        <w:t>ابع نب دمحا نب ھماسأ</w:t>
+        <w:t>أسامھ بن احمد بن عبا</w:t>
+      </w:r>
+    </w:p>
+    <w:p>
+      <w:pPr>
+        <w:jc w:val="right"/>
+        <w:bidi/>
+      </w:pPr>
+      <w:r>
+        <w:rPr>
+          <w:b w:val="0"/>
+          <w:i w:val="0"/>
+        </w:rPr>
+        <w:t>أسامھ بن احمد بن عبا</w:t>
       </w:r>
     </w:p>
     <w:p>
@@ -1741,20 +1741,20 @@
           <w:b w:val="0"/>
           <w:i w:val="0"/>
         </w:rPr>
-        <w:t>ابع نب دمحا نب ھماسأ</w:t>
-      </w:r>
-    </w:p>
-    <w:p>
-      <w:pPr>
-        <w:jc w:val="right"/>
-        <w:bidi/>
-      </w:pPr>
-      <w:r>
-        <w:rPr>
-          <w:b w:val="0"/>
-          <w:i w:val="0"/>
-        </w:rPr>
-        <w:t>ابع نب دمحا نب ھماسأ</w:t>
+        <w:t>أسامھ بن احمد بن عبا</w:t>
+      </w:r>
+    </w:p>
+    <w:p>
+      <w:pPr>
+        <w:jc w:val="right"/>
+        <w:bidi/>
+      </w:pPr>
+      <w:r>
+        <w:rPr>
+          <w:b w:val="0"/>
+          <w:i w:val="0"/>
+        </w:rPr>
+        <w:t>أسامھ بن احمد بن عبا</w:t>
       </w:r>
     </w:p>
     <w:p>
@@ -1871,20 +1871,20 @@
           <w:b w:val="0"/>
           <w:i w:val="0"/>
         </w:rPr>
-        <w:t>ابع نب دمحا نب ھماسأ</w:t>
-      </w:r>
-    </w:p>
-    <w:p>
-      <w:pPr>
-        <w:jc w:val="right"/>
-        <w:bidi/>
-      </w:pPr>
-      <w:r>
-        <w:rPr>
-          <w:b w:val="0"/>
-          <w:i w:val="0"/>
-        </w:rPr>
-        <w:t>ابع نب دمحا نب ھماسأ</w:t>
+        <w:t>أسامھ بن احمد بن عبا</w:t>
+      </w:r>
+    </w:p>
+    <w:p>
+      <w:pPr>
+        <w:jc w:val="right"/>
+        <w:bidi/>
+      </w:pPr>
+      <w:r>
+        <w:rPr>
+          <w:b w:val="0"/>
+          <w:i w:val="0"/>
+        </w:rPr>
+        <w:t>أسامھ بن احمد بن عبا</w:t>
       </w:r>
     </w:p>
     <w:p>
@@ -2001,20 +2001,20 @@
           <w:b w:val="0"/>
           <w:i w:val="0"/>
         </w:rPr>
-        <w:t>ابع نب دمحا نب ھماسأ</w:t>
-      </w:r>
-    </w:p>
-    <w:p>
-      <w:pPr>
-        <w:jc w:val="right"/>
-        <w:bidi/>
-      </w:pPr>
-      <w:r>
-        <w:rPr>
-          <w:b w:val="0"/>
-          <w:i w:val="0"/>
-        </w:rPr>
-        <w:t>ابع نب دمحا نب ھماسأ</w:t>
+        <w:t>أسامھ بن احمد بن عبا</w:t>
+      </w:r>
+    </w:p>
+    <w:p>
+      <w:pPr>
+        <w:jc w:val="right"/>
+        <w:bidi/>
+      </w:pPr>
+      <w:r>
+        <w:rPr>
+          <w:b w:val="0"/>
+          <w:i w:val="0"/>
+        </w:rPr>
+        <w:t>أسامھ بن احمد بن عبا</w:t>
       </w:r>
     </w:p>
     <w:p>
@@ -2131,20 +2131,20 @@
           <w:b w:val="0"/>
           <w:i w:val="0"/>
         </w:rPr>
-        <w:t>ابع نب دمحا نب ھماسأ</w:t>
-      </w:r>
-    </w:p>
-    <w:p>
-      <w:pPr>
-        <w:jc w:val="right"/>
-        <w:bidi/>
-      </w:pPr>
-      <w:r>
-        <w:rPr>
-          <w:b w:val="0"/>
-          <w:i w:val="0"/>
-        </w:rPr>
-        <w:t>ابع نب دمحا نب ھماسأ</w:t>
+        <w:t>أسامھ بن احمد بن عبا</w:t>
+      </w:r>
+    </w:p>
+    <w:p>
+      <w:pPr>
+        <w:jc w:val="right"/>
+        <w:bidi/>
+      </w:pPr>
+      <w:r>
+        <w:rPr>
+          <w:b w:val="0"/>
+          <w:i w:val="0"/>
+        </w:rPr>
+        <w:t>أسامھ بن احمد بن عبا</w:t>
       </w:r>
     </w:p>
     <w:p>
@@ -2261,20 +2261,20 @@
           <w:b w:val="0"/>
           <w:i w:val="0"/>
         </w:rPr>
-        <w:t>ابع نب دمحا نب ھماسأ</w:t>
-      </w:r>
-    </w:p>
-    <w:p>
-      <w:pPr>
-        <w:jc w:val="right"/>
-        <w:bidi/>
-      </w:pPr>
-      <w:r>
-        <w:rPr>
-          <w:b w:val="0"/>
-          <w:i w:val="0"/>
-        </w:rPr>
-        <w:t>ابع نب دمحا نب ھماسأ</w:t>
+        <w:t>أسامھ بن احمد بن عبا</w:t>
+      </w:r>
+    </w:p>
+    <w:p>
+      <w:pPr>
+        <w:jc w:val="right"/>
+        <w:bidi/>
+      </w:pPr>
+      <w:r>
+        <w:rPr>
+          <w:b w:val="0"/>
+          <w:i w:val="0"/>
+        </w:rPr>
+        <w:t>أسامھ بن احمد بن عبا</w:t>
       </w:r>
     </w:p>
     <w:p>
@@ -2391,20 +2391,20 @@
           <w:b w:val="0"/>
           <w:i w:val="0"/>
         </w:rPr>
-        <w:t>ابع نب دمحا نب ھماسأ</w:t>
-      </w:r>
-    </w:p>
-    <w:p>
-      <w:pPr>
-        <w:jc w:val="right"/>
-        <w:bidi/>
-      </w:pPr>
-      <w:r>
-        <w:rPr>
-          <w:b w:val="0"/>
-          <w:i w:val="0"/>
-        </w:rPr>
-        <w:t>ابع نب دمحا نب ھماسأ</w:t>
+        <w:t>أسامھ بن احمد بن عبا</w:t>
+      </w:r>
+    </w:p>
+    <w:p>
+      <w:pPr>
+        <w:jc w:val="right"/>
+        <w:bidi/>
+      </w:pPr>
+      <w:r>
+        <w:rPr>
+          <w:b w:val="0"/>
+          <w:i w:val="0"/>
+        </w:rPr>
+        <w:t>أسامھ بن احمد بن عبا</w:t>
       </w:r>
     </w:p>
     <w:p>
@@ -2521,20 +2521,20 @@
           <w:b w:val="0"/>
           <w:i w:val="0"/>
         </w:rPr>
-        <w:t>ابع نب دمحا نب ھماسأ</w:t>
-      </w:r>
-    </w:p>
-    <w:p>
-      <w:pPr>
-        <w:jc w:val="right"/>
-        <w:bidi/>
-      </w:pPr>
-      <w:r>
-        <w:rPr>
-          <w:b w:val="0"/>
-          <w:i w:val="0"/>
-        </w:rPr>
-        <w:t>ابع نب دمحا نب ھماسأ</w:t>
+        <w:t>أسامھ بن احمد بن عبا</w:t>
+      </w:r>
+    </w:p>
+    <w:p>
+      <w:pPr>
+        <w:jc w:val="right"/>
+        <w:bidi/>
+      </w:pPr>
+      <w:r>
+        <w:rPr>
+          <w:b w:val="0"/>
+          <w:i w:val="0"/>
+        </w:rPr>
+        <w:t>أسامھ بن احمد بن عبا</w:t>
       </w:r>
     </w:p>
     <w:p>
@@ -2651,20 +2651,20 @@
           <w:b w:val="0"/>
           <w:i w:val="0"/>
         </w:rPr>
-        <w:t>ابع نب دمحا نب ھماسأ</w:t>
-      </w:r>
-    </w:p>
-    <w:p>
-      <w:pPr>
-        <w:jc w:val="right"/>
-        <w:bidi/>
-      </w:pPr>
-      <w:r>
-        <w:rPr>
-          <w:b w:val="0"/>
-          <w:i w:val="0"/>
-        </w:rPr>
-        <w:t>ابع نب دمحا نب ھماسأ</w:t>
+        <w:t>أسامھ بن احمد بن عبا</w:t>
+      </w:r>
+    </w:p>
+    <w:p>
+      <w:pPr>
+        <w:jc w:val="right"/>
+        <w:bidi/>
+      </w:pPr>
+      <w:r>
+        <w:rPr>
+          <w:b w:val="0"/>
+          <w:i w:val="0"/>
+        </w:rPr>
+        <w:t>أسامھ بن احمد بن عبا</w:t>
       </w:r>
     </w:p>
     <w:p>
@@ -2781,20 +2781,20 @@
           <w:b w:val="0"/>
           <w:i w:val="0"/>
         </w:rPr>
-        <w:t>ابع نب دمحا نب ھماسأ</w:t>
-      </w:r>
-    </w:p>
-    <w:p>
-      <w:pPr>
-        <w:jc w:val="right"/>
-        <w:bidi/>
-      </w:pPr>
-      <w:r>
-        <w:rPr>
-          <w:b w:val="0"/>
-          <w:i w:val="0"/>
-        </w:rPr>
-        <w:t>ابع نب دمحا نب ھماسأ</w:t>
+        <w:t>أسامھ بن احمد بن عبا</w:t>
+      </w:r>
+    </w:p>
+    <w:p>
+      <w:pPr>
+        <w:jc w:val="right"/>
+        <w:bidi/>
+      </w:pPr>
+      <w:r>
+        <w:rPr>
+          <w:b w:val="0"/>
+          <w:i w:val="0"/>
+        </w:rPr>
+        <w:t>أسامھ بن احمد بن عبا</w:t>
       </w:r>
     </w:p>
     <w:p>
@@ -2911,20 +2911,20 @@
           <w:b w:val="0"/>
           <w:i w:val="0"/>
         </w:rPr>
-        <w:t>ابع نب دمحا نب ھماسأ</w:t>
-      </w:r>
-    </w:p>
-    <w:p>
-      <w:pPr>
-        <w:jc w:val="right"/>
-        <w:bidi/>
-      </w:pPr>
-      <w:r>
-        <w:rPr>
-          <w:b w:val="0"/>
-          <w:i w:val="0"/>
-        </w:rPr>
-        <w:t>ابع نب دمحا نب ھماسأ</w:t>
+        <w:t>أسامھ بن احمد بن عبا</w:t>
+      </w:r>
+    </w:p>
+    <w:p>
+      <w:pPr>
+        <w:jc w:val="right"/>
+        <w:bidi/>
+      </w:pPr>
+      <w:r>
+        <w:rPr>
+          <w:b w:val="0"/>
+          <w:i w:val="0"/>
+        </w:rPr>
+        <w:t>أسامھ بن احمد بن عبا</w:t>
       </w:r>
     </w:p>
     <w:p>
@@ -3041,20 +3041,20 @@
           <w:b w:val="0"/>
           <w:i w:val="0"/>
         </w:rPr>
-        <w:t>ابع نب دمحا نب ھماسأ</w:t>
-      </w:r>
-    </w:p>
-    <w:p>
-      <w:pPr>
-        <w:jc w:val="right"/>
-        <w:bidi/>
-      </w:pPr>
-      <w:r>
-        <w:rPr>
-          <w:b w:val="0"/>
-          <w:i w:val="0"/>
-        </w:rPr>
-        <w:t>ابع نب دمحا نب ھماسأ</w:t>
+        <w:t>أسامھ بن احمد بن عبا</w:t>
+      </w:r>
+    </w:p>
+    <w:p>
+      <w:pPr>
+        <w:jc w:val="right"/>
+        <w:bidi/>
+      </w:pPr>
+      <w:r>
+        <w:rPr>
+          <w:b w:val="0"/>
+          <w:i w:val="0"/>
+        </w:rPr>
+        <w:t>أسامھ بن احمد بن عبا</w:t>
       </w:r>
     </w:p>
     <w:p>
@@ -3171,20 +3171,20 @@
           <w:b w:val="0"/>
           <w:i w:val="0"/>
         </w:rPr>
-        <w:t>ابع نب دمحا نب ھماسأ</w:t>
-      </w:r>
-    </w:p>
-    <w:p>
-      <w:pPr>
-        <w:jc w:val="right"/>
-        <w:bidi/>
-      </w:pPr>
-      <w:r>
-        <w:rPr>
-          <w:b w:val="0"/>
-          <w:i w:val="0"/>
-        </w:rPr>
-        <w:t>ابع نب دمحا نب ھماسأ</w:t>
+        <w:t>أسامھ بن احمد بن عبا</w:t>
+      </w:r>
+    </w:p>
+    <w:p>
+      <w:pPr>
+        <w:jc w:val="right"/>
+        <w:bidi/>
+      </w:pPr>
+      <w:r>
+        <w:rPr>
+          <w:b w:val="0"/>
+          <w:i w:val="0"/>
+        </w:rPr>
+        <w:t>أسامھ بن احمد بن عبا</w:t>
       </w:r>
     </w:p>
     <w:p>
@@ -3301,20 +3301,20 @@
           <w:b w:val="0"/>
           <w:i w:val="0"/>
         </w:rPr>
-        <w:t>ابع نب دمحا نب ھماسأ</w:t>
-      </w:r>
-    </w:p>
-    <w:p>
-      <w:pPr>
-        <w:jc w:val="right"/>
-        <w:bidi/>
-      </w:pPr>
-      <w:r>
-        <w:rPr>
-          <w:b w:val="0"/>
-          <w:i w:val="0"/>
-        </w:rPr>
-        <w:t>ابع نب دمحا نب ھماسأ</w:t>
+        <w:t>أسامھ بن احمد بن عبا</w:t>
+      </w:r>
+    </w:p>
+    <w:p>
+      <w:pPr>
+        <w:jc w:val="right"/>
+        <w:bidi/>
+      </w:pPr>
+      <w:r>
+        <w:rPr>
+          <w:b w:val="0"/>
+          <w:i w:val="0"/>
+        </w:rPr>
+        <w:t>أسامھ بن احمد بن عبا</w:t>
       </w:r>
     </w:p>
     <w:p>
@@ -3431,20 +3431,20 @@
           <w:b w:val="0"/>
           <w:i w:val="0"/>
         </w:rPr>
-        <w:t>ابع نب دمحا نب ھماسأ</w:t>
-      </w:r>
-    </w:p>
-    <w:p>
-      <w:pPr>
-        <w:jc w:val="right"/>
-        <w:bidi/>
-      </w:pPr>
-      <w:r>
-        <w:rPr>
-          <w:b w:val="0"/>
-          <w:i w:val="0"/>
-        </w:rPr>
-        <w:t>ابع نب دمحا نب ھماسأ</w:t>
+        <w:t>أسامھ بن احمد بن عبا</w:t>
+      </w:r>
+    </w:p>
+    <w:p>
+      <w:pPr>
+        <w:jc w:val="right"/>
+        <w:bidi/>
+      </w:pPr>
+      <w:r>
+        <w:rPr>
+          <w:b w:val="0"/>
+          <w:i w:val="0"/>
+        </w:rPr>
+        <w:t>أسامھ بن احمد بن عبا</w:t>
       </w:r>
     </w:p>
     <w:p>
@@ -3561,20 +3561,20 @@
           <w:b w:val="0"/>
           <w:i w:val="0"/>
         </w:rPr>
-        <w:t>ابع نب دمحا نب ھماسأ</w:t>
-      </w:r>
-    </w:p>
-    <w:p>
-      <w:pPr>
-        <w:jc w:val="right"/>
-        <w:bidi/>
-      </w:pPr>
-      <w:r>
-        <w:rPr>
-          <w:b w:val="0"/>
-          <w:i w:val="0"/>
-        </w:rPr>
-        <w:t>ابع نب دمحا نب ھماسأ</w:t>
+        <w:t>أسامھ بن احمد بن عبا</w:t>
+      </w:r>
+    </w:p>
+    <w:p>
+      <w:pPr>
+        <w:jc w:val="right"/>
+        <w:bidi/>
+      </w:pPr>
+      <w:r>
+        <w:rPr>
+          <w:b w:val="0"/>
+          <w:i w:val="0"/>
+        </w:rPr>
+        <w:t>أسامھ بن احمد بن عبا</w:t>
       </w:r>
     </w:p>
     <w:p>
@@ -3691,20 +3691,20 @@
           <w:b w:val="0"/>
           <w:i w:val="0"/>
         </w:rPr>
-        <w:t>ابع نب دمحا نب ھماسأ</w:t>
-      </w:r>
-    </w:p>
-    <w:p>
-      <w:pPr>
-        <w:jc w:val="right"/>
-        <w:bidi/>
-      </w:pPr>
-      <w:r>
-        <w:rPr>
-          <w:b w:val="0"/>
-          <w:i w:val="0"/>
-        </w:rPr>
-        <w:t>ابع نب دمحا نب ھماسأ</w:t>
+        <w:t>أسامھ بن احمد بن عبا</w:t>
+      </w:r>
+    </w:p>
+    <w:p>
+      <w:pPr>
+        <w:jc w:val="right"/>
+        <w:bidi/>
+      </w:pPr>
+      <w:r>
+        <w:rPr>
+          <w:b w:val="0"/>
+          <w:i w:val="0"/>
+        </w:rPr>
+        <w:t>أسامھ بن احمد بن عبا</w:t>
       </w:r>
     </w:p>
     <w:p>
@@ -3821,20 +3821,20 @@
           <w:b w:val="0"/>
           <w:i w:val="0"/>
         </w:rPr>
-        <w:t>ابع نب دمحا نب ھماسأ</w:t>
-      </w:r>
-    </w:p>
-    <w:p>
-      <w:pPr>
-        <w:jc w:val="right"/>
-        <w:bidi/>
-      </w:pPr>
-      <w:r>
-        <w:rPr>
-          <w:b w:val="0"/>
-          <w:i w:val="0"/>
-        </w:rPr>
-        <w:t>ابع نب دمحا نب ھماسأ</w:t>
+        <w:t>أسامھ بن احمد بن عبا</w:t>
+      </w:r>
+    </w:p>
+    <w:p>
+      <w:pPr>
+        <w:jc w:val="right"/>
+        <w:bidi/>
+      </w:pPr>
+      <w:r>
+        <w:rPr>
+          <w:b w:val="0"/>
+          <w:i w:val="0"/>
+        </w:rPr>
+        <w:t>أسامھ بن احمد بن عبا</w:t>
       </w:r>
     </w:p>
     <w:p>
@@ -3951,20 +3951,20 @@
           <w:b w:val="0"/>
           <w:i w:val="0"/>
         </w:rPr>
-        <w:t>ابع نب دمحا نب ھماسأ</w:t>
-      </w:r>
-    </w:p>
-    <w:p>
-      <w:pPr>
-        <w:jc w:val="right"/>
-        <w:bidi/>
-      </w:pPr>
-      <w:r>
-        <w:rPr>
-          <w:b w:val="0"/>
-          <w:i w:val="0"/>
-        </w:rPr>
-        <w:t>ابع نب دمحا نب ھماسأ</w:t>
+        <w:t>أسامھ بن احمد بن عبا</w:t>
+      </w:r>
+    </w:p>
+    <w:p>
+      <w:pPr>
+        <w:jc w:val="right"/>
+        <w:bidi/>
+      </w:pPr>
+      <w:r>
+        <w:rPr>
+          <w:b w:val="0"/>
+          <w:i w:val="0"/>
+        </w:rPr>
+        <w:t>أسامھ بن احمد بن عبا</w:t>
       </w:r>
     </w:p>
     <w:p>
@@ -4081,20 +4081,20 @@
           <w:b w:val="0"/>
           <w:i w:val="0"/>
         </w:rPr>
-        <w:t>ابع نب دمحا نب ھماسأ</w:t>
-      </w:r>
-    </w:p>
-    <w:p>
-      <w:pPr>
-        <w:jc w:val="right"/>
-        <w:bidi/>
-      </w:pPr>
-      <w:r>
-        <w:rPr>
-          <w:b w:val="0"/>
-          <w:i w:val="0"/>
-        </w:rPr>
-        <w:t>ابع نب دمحا نب ھماسأ</w:t>
+        <w:t>أسامھ بن احمد بن عبا</w:t>
+      </w:r>
+    </w:p>
+    <w:p>
+      <w:pPr>
+        <w:jc w:val="right"/>
+        <w:bidi/>
+      </w:pPr>
+      <w:r>
+        <w:rPr>
+          <w:b w:val="0"/>
+          <w:i w:val="0"/>
+        </w:rPr>
+        <w:t>أسامھ بن احمد بن عبا</w:t>
       </w:r>
     </w:p>
     <w:p>
@@ -4211,20 +4211,20 @@
           <w:b w:val="0"/>
           <w:i w:val="0"/>
         </w:rPr>
-        <w:t>ابع نب دمحا نب ھماسأ</w:t>
-      </w:r>
-    </w:p>
-    <w:p>
-      <w:pPr>
-        <w:jc w:val="right"/>
-        <w:bidi/>
-      </w:pPr>
-      <w:r>
-        <w:rPr>
-          <w:b w:val="0"/>
-          <w:i w:val="0"/>
-        </w:rPr>
-        <w:t>ابع نب دمحا نب ھماسأ</w:t>
+        <w:t>أسامھ بن احمد بن عبا</w:t>
+      </w:r>
+    </w:p>
+    <w:p>
+      <w:pPr>
+        <w:jc w:val="right"/>
+        <w:bidi/>
+      </w:pPr>
+      <w:r>
+        <w:rPr>
+          <w:b w:val="0"/>
+          <w:i w:val="0"/>
+        </w:rPr>
+        <w:t>أسامھ بن احمد بن عبا</w:t>
       </w:r>
     </w:p>
     <w:p>
@@ -4341,20 +4341,20 @@
           <w:b w:val="0"/>
           <w:i w:val="0"/>
         </w:rPr>
-        <w:t>ابع نب دمحا نب ھماسأ</w:t>
-      </w:r>
-    </w:p>
-    <w:p>
-      <w:pPr>
-        <w:jc w:val="right"/>
-        <w:bidi/>
-      </w:pPr>
-      <w:r>
-        <w:rPr>
-          <w:b w:val="0"/>
-          <w:i w:val="0"/>
-        </w:rPr>
-        <w:t>ابع نب دمحا نب ھماسأ</w:t>
+        <w:t>أسامھ بن احمد بن عبا</w:t>
+      </w:r>
+    </w:p>
+    <w:p>
+      <w:pPr>
+        <w:jc w:val="right"/>
+        <w:bidi/>
+      </w:pPr>
+      <w:r>
+        <w:rPr>
+          <w:b w:val="0"/>
+          <w:i w:val="0"/>
+        </w:rPr>
+        <w:t>أسامھ بن احمد بن عبا</w:t>
       </w:r>
     </w:p>
     <w:sectPr>
